--- a/examples/tutorial/doc/03-data-quality-and-cleaning.docx
+++ b/examples/tutorial/doc/03-data-quality-and-cleaning.docx
@@ -2,7 +2,7 @@
 <file path=word/document.xml><?xml version="1.0" encoding="utf-8"?>
 <w:document xmlns:w="http://schemas.openxmlformats.org/wordprocessingml/2006/main" xmlns:m="http://schemas.openxmlformats.org/officeDocument/2006/math" xmlns:r="http://schemas.openxmlformats.org/officeDocument/2006/relationships" xmlns:o="urn:schemas-microsoft-com:office:office" xmlns:v="urn:schemas-microsoft-com:vml" xmlns:w10="urn:schemas-microsoft-com:office:word" xmlns:a="http://schemas.openxmlformats.org/drawingml/2006/main" xmlns:pic="http://schemas.openxmlformats.org/drawingml/2006/picture" xmlns:wp="http://schemas.openxmlformats.org/drawingml/2006/wordprocessingDrawing">
   <w:body>
-    <w:bookmarkStart w:id="20" w:name="tutorial-03---data-quality-and-cleaning"/>
+    <w:bookmarkStart w:id="9" w:name="tutorial-03---data-quality-and-cleaning"/>
     <w:p>
       <w:pPr>
         <w:pStyle w:val="Heading2"/>
@@ -48,6 +48,45 @@
       </w:pPr>
       <w:r>
         <w:rPr>
+          <w:rStyle w:val="FunctionTok"/>
+        </w:rPr>
+        <w:t xml:space="preserve">source</w:t>
+      </w:r>
+      <w:r>
+        <w:rPr>
+          <w:rStyle w:val="NormalTok"/>
+        </w:rPr>
+        <w:t xml:space="preserve">(</w:t>
+      </w:r>
+      <w:r>
+        <w:rPr>
+          <w:rStyle w:val="FunctionTok"/>
+        </w:rPr>
+        <w:t xml:space="preserve">url</w:t>
+      </w:r>
+      <w:r>
+        <w:rPr>
+          <w:rStyle w:val="NormalTok"/>
+        </w:rPr>
+        <w:t xml:space="preserve">(</w:t>
+      </w:r>
+      <w:r>
+        <w:rPr>
+          <w:rStyle w:val="StringTok"/>
+        </w:rPr>
+        <w:t xml:space="preserve">"https://raw.githubusercontent.com/cefet-rj-dal/daltoolbox/main/examples/seed.R"</w:t>
+      </w:r>
+      <w:r>
+        <w:rPr>
+          <w:rStyle w:val="NormalTok"/>
+        </w:rPr>
+        <w:t xml:space="preserve">))</w:t>
+      </w:r>
+      <w:r>
+        <w:br/>
+      </w:r>
+      <w:r>
+        <w:rPr>
           <w:rStyle w:val="CommentTok"/>
         </w:rPr>
         <w:t xml:space="preserve"># install.packages("daltoolbox")</w:t>
@@ -529,7 +568,19 @@
         <w:pStyle w:val="FirstParagraph"/>
       </w:pPr>
       <w:r>
-        <w:t xml:space="preserve">Now inspect a basic outlier strategy on a numeric attribute. The point is to show that the analyst can explicitly choose how to detect suspicious observations before modeling.</w:t>
+        <w:t xml:space="preserve">When row removal is too aggressive, a basic imputation strategy is often a better baseline. In</w:t>
+      </w:r>
+      <w:r>
+        <w:t xml:space="preserve"> </w:t>
+      </w:r>
+      <w:r>
+        <w:rPr>
+          <w:rStyle w:val="VerbatimChar"/>
+        </w:rPr>
+        <w:t xml:space="preserve">daltoolbox</w:t>
+      </w:r>
+      <w:r>
+        <w:t xml:space="preserve">, numeric columns can be imputed with a robust summary such as the median, while categorical columns use the most frequent observed value.</w:t>
       </w:r>
     </w:p>
     <w:p>
@@ -540,7 +591,7 @@
         <w:rPr>
           <w:rStyle w:val="NormalTok"/>
         </w:rPr>
-        <w:t xml:space="preserve">out </w:t>
+        <w:t xml:space="preserve">imp </w:t>
       </w:r>
       <w:r>
         <w:rPr>
@@ -558,7 +609,7 @@
         <w:rPr>
           <w:rStyle w:val="FunctionTok"/>
         </w:rPr>
-        <w:t xml:space="preserve">outliers_boxplot</w:t>
+        <w:t xml:space="preserve">imputation_simple</w:t>
       </w:r>
       <w:r>
         <w:rPr>
@@ -571,9 +622,24 @@
       </w:r>
       <w:r>
         <w:rPr>
-          <w:rStyle w:val="NormalTok"/>
-        </w:rPr>
-        <w:t xml:space="preserve">out </w:t>
+          <w:rStyle w:val="FunctionTok"/>
+        </w:rPr>
+        <w:t xml:space="preserve">set_example_seed</w:t>
+      </w:r>
+      <w:r>
+        <w:rPr>
+          <w:rStyle w:val="NormalTok"/>
+        </w:rPr>
+        <w:t xml:space="preserve">()</w:t>
+      </w:r>
+      <w:r>
+        <w:br/>
+      </w:r>
+      <w:r>
+        <w:rPr>
+          <w:rStyle w:val="NormalTok"/>
+        </w:rPr>
+        <w:t xml:space="preserve">imp </w:t>
       </w:r>
       <w:r>
         <w:rPr>
@@ -597,16 +663,16 @@
         <w:rPr>
           <w:rStyle w:val="NormalTok"/>
         </w:rPr>
-        <w:t xml:space="preserve">(out, iris)</w:t>
-      </w:r>
-      <w:r>
-        <w:br/>
-      </w:r>
-      <w:r>
-        <w:rPr>
-          <w:rStyle w:val="NormalTok"/>
-        </w:rPr>
-        <w:t xml:space="preserve">outliers_found </w:t>
+        <w:t xml:space="preserve">(imp, small)</w:t>
+      </w:r>
+      <w:r>
+        <w:br/>
+      </w:r>
+      <w:r>
+        <w:rPr>
+          <w:rStyle w:val="NormalTok"/>
+        </w:rPr>
+        <w:t xml:space="preserve">small_imputed </w:t>
       </w:r>
       <w:r>
         <w:rPr>
@@ -630,22 +696,16 @@
         <w:rPr>
           <w:rStyle w:val="NormalTok"/>
         </w:rPr>
-        <w:t xml:space="preserve">(out, iris)</w:t>
-      </w:r>
-      <w:r>
-        <w:br/>
-      </w:r>
-      <w:r>
-        <w:rPr>
-          <w:rStyle w:val="FunctionTok"/>
-        </w:rPr>
-        <w:t xml:space="preserve">head</w:t>
-      </w:r>
-      <w:r>
-        <w:rPr>
-          <w:rStyle w:val="NormalTok"/>
-        </w:rPr>
-        <w:t xml:space="preserve">(outliers_found)</w:t>
+        <w:t xml:space="preserve">(imp, small)</w:t>
+      </w:r>
+      <w:r>
+        <w:br/>
+      </w:r>
+      <w:r>
+        <w:rPr>
+          <w:rStyle w:val="NormalTok"/>
+        </w:rPr>
+        <w:t xml:space="preserve">small_imputed</w:t>
       </w:r>
     </w:p>
     <w:p>
@@ -656,61 +716,115 @@
         <w:rPr>
           <w:rStyle w:val="VerbatimChar"/>
         </w:rPr>
-        <w:t xml:space="preserve">##   Sepal.Length Sepal.Width Petal.Length Petal.Width Species</w:t>
-      </w:r>
-      <w:r>
-        <w:br/>
-      </w:r>
-      <w:r>
-        <w:rPr>
-          <w:rStyle w:val="VerbatimChar"/>
-        </w:rPr>
-        <w:t xml:space="preserve">## 1          5.1         3.5          1.4         0.2  setosa</w:t>
-      </w:r>
-      <w:r>
-        <w:br/>
-      </w:r>
-      <w:r>
-        <w:rPr>
-          <w:rStyle w:val="VerbatimChar"/>
-        </w:rPr>
-        <w:t xml:space="preserve">## 2          4.9         3.0          1.4         0.2  setosa</w:t>
-      </w:r>
-      <w:r>
-        <w:br/>
-      </w:r>
-      <w:r>
-        <w:rPr>
-          <w:rStyle w:val="VerbatimChar"/>
-        </w:rPr>
-        <w:t xml:space="preserve">## 3          4.7         3.2          1.3         0.2  setosa</w:t>
-      </w:r>
-      <w:r>
-        <w:br/>
-      </w:r>
-      <w:r>
-        <w:rPr>
-          <w:rStyle w:val="VerbatimChar"/>
-        </w:rPr>
-        <w:t xml:space="preserve">## 4          4.6         3.1          1.5         0.2  setosa</w:t>
-      </w:r>
-      <w:r>
-        <w:br/>
-      </w:r>
-      <w:r>
-        <w:rPr>
-          <w:rStyle w:val="VerbatimChar"/>
-        </w:rPr>
-        <w:t xml:space="preserve">## 5          5.0         3.6          1.4         0.2  setosa</w:t>
-      </w:r>
-      <w:r>
-        <w:br/>
-      </w:r>
-      <w:r>
-        <w:rPr>
-          <w:rStyle w:val="VerbatimChar"/>
-        </w:rPr>
-        <w:t xml:space="preserve">## 6          5.4         3.9          1.7         0.4  setosa</w:t>
+        <w:t xml:space="preserve">##    Sepal.Length Sepal.Width Petal.Length Petal.Width Species</w:t>
+      </w:r>
+      <w:r>
+        <w:br/>
+      </w:r>
+      <w:r>
+        <w:rPr>
+          <w:rStyle w:val="VerbatimChar"/>
+        </w:rPr>
+        <w:t xml:space="preserve">## 1           5.1         3.5          1.4         0.2  setosa</w:t>
+      </w:r>
+      <w:r>
+        <w:br/>
+      </w:r>
+      <w:r>
+        <w:rPr>
+          <w:rStyle w:val="VerbatimChar"/>
+        </w:rPr>
+        <w:t xml:space="preserve">## 2           4.9         3.0          1.4         0.2  setosa</w:t>
+      </w:r>
+      <w:r>
+        <w:br/>
+      </w:r>
+      <w:r>
+        <w:rPr>
+          <w:rStyle w:val="VerbatimChar"/>
+        </w:rPr>
+        <w:t xml:space="preserve">## 3           4.9         3.2          1.3         0.2  setosa</w:t>
+      </w:r>
+      <w:r>
+        <w:br/>
+      </w:r>
+      <w:r>
+        <w:rPr>
+          <w:rStyle w:val="VerbatimChar"/>
+        </w:rPr>
+        <w:t xml:space="preserve">## 4           4.6         3.1          1.5         0.2  setosa</w:t>
+      </w:r>
+      <w:r>
+        <w:br/>
+      </w:r>
+      <w:r>
+        <w:rPr>
+          <w:rStyle w:val="VerbatimChar"/>
+        </w:rPr>
+        <w:t xml:space="preserve">## 5           5.0         3.4          1.4         0.2  setosa</w:t>
+      </w:r>
+      <w:r>
+        <w:br/>
+      </w:r>
+      <w:r>
+        <w:rPr>
+          <w:rStyle w:val="VerbatimChar"/>
+        </w:rPr>
+        <w:t xml:space="preserve">## 6           5.4         3.9          1.7         0.4  setosa</w:t>
+      </w:r>
+      <w:r>
+        <w:br/>
+      </w:r>
+      <w:r>
+        <w:rPr>
+          <w:rStyle w:val="VerbatimChar"/>
+        </w:rPr>
+        <w:t xml:space="preserve">## 7           4.6         3.4          1.4         0.3  setosa</w:t>
+      </w:r>
+      <w:r>
+        <w:br/>
+      </w:r>
+      <w:r>
+        <w:rPr>
+          <w:rStyle w:val="VerbatimChar"/>
+        </w:rPr>
+        <w:t xml:space="preserve">## 8           4.9         3.4          1.5         0.2  setosa</w:t>
+      </w:r>
+      <w:r>
+        <w:br/>
+      </w:r>
+      <w:r>
+        <w:rPr>
+          <w:rStyle w:val="VerbatimChar"/>
+        </w:rPr>
+        <w:t xml:space="preserve">## 9           4.4         2.9          1.4         0.2  setosa</w:t>
+      </w:r>
+      <w:r>
+        <w:br/>
+      </w:r>
+      <w:r>
+        <w:rPr>
+          <w:rStyle w:val="VerbatimChar"/>
+        </w:rPr>
+        <w:t xml:space="preserve">## 10          4.9         3.1          1.5         0.1  setosa</w:t>
+      </w:r>
+      <w:r>
+        <w:br/>
+      </w:r>
+      <w:r>
+        <w:rPr>
+          <w:rStyle w:val="VerbatimChar"/>
+        </w:rPr>
+        <w:t xml:space="preserve">## 11          5.4         3.7          1.5         0.2  setosa</w:t>
+      </w:r>
+      <w:r>
+        <w:br/>
+      </w:r>
+      <w:r>
+        <w:rPr>
+          <w:rStyle w:val="VerbatimChar"/>
+        </w:rPr>
+        <w:t xml:space="preserve">## 12          4.8         3.4          1.6         0.2  setosa</w:t>
       </w:r>
     </w:p>
     <w:p>
@@ -718,7 +832,7 @@
         <w:pStyle w:val="FirstParagraph"/>
       </w:pPr>
       <w:r>
-        <w:t xml:space="preserve">Categorical attributes may also need transformation before some learners can use them effectively. The next block shows one-hot style mapping on a toy categorical column.</w:t>
+        <w:t xml:space="preserve">Now inspect a basic outlier strategy on a numeric attribute. The point is to show that the analyst can explicitly choose how to detect suspicious observations before modeling.</w:t>
       </w:r>
     </w:p>
     <w:p>
@@ -729,7 +843,7 @@
         <w:rPr>
           <w:rStyle w:val="NormalTok"/>
         </w:rPr>
-        <w:t xml:space="preserve">cat_data </w:t>
+        <w:t xml:space="preserve">out </w:t>
       </w:r>
       <w:r>
         <w:rPr>
@@ -747,28 +861,43 @@
         <w:rPr>
           <w:rStyle w:val="FunctionTok"/>
         </w:rPr>
-        <w:t xml:space="preserve">data.frame</w:t>
-      </w:r>
-      <w:r>
-        <w:rPr>
-          <w:rStyle w:val="NormalTok"/>
-        </w:rPr>
-        <w:t xml:space="preserve">(</w:t>
-      </w:r>
-      <w:r>
-        <w:br/>
-      </w:r>
-      <w:r>
-        <w:rPr>
-          <w:rStyle w:val="NormalTok"/>
-        </w:rPr>
-        <w:t xml:space="preserve">  </w:t>
-      </w:r>
-      <w:r>
-        <w:rPr>
-          <w:rStyle w:val="AttributeTok"/>
-        </w:rPr>
-        <w:t xml:space="preserve">color =</w:t>
+        <w:t xml:space="preserve">outliers_boxplot</w:t>
+      </w:r>
+      <w:r>
+        <w:rPr>
+          <w:rStyle w:val="NormalTok"/>
+        </w:rPr>
+        <w:t xml:space="preserve">()</w:t>
+      </w:r>
+      <w:r>
+        <w:br/>
+      </w:r>
+      <w:r>
+        <w:rPr>
+          <w:rStyle w:val="FunctionTok"/>
+        </w:rPr>
+        <w:t xml:space="preserve">set_example_seed</w:t>
+      </w:r>
+      <w:r>
+        <w:rPr>
+          <w:rStyle w:val="NormalTok"/>
+        </w:rPr>
+        <w:t xml:space="preserve">()</w:t>
+      </w:r>
+      <w:r>
+        <w:br/>
+      </w:r>
+      <w:r>
+        <w:rPr>
+          <w:rStyle w:val="NormalTok"/>
+        </w:rPr>
+        <w:t xml:space="preserve">out </w:t>
+      </w:r>
+      <w:r>
+        <w:rPr>
+          <w:rStyle w:val="OtherTok"/>
+        </w:rPr>
+        <w:t xml:space="preserve">&lt;-</w:t>
       </w:r>
       <w:r>
         <w:rPr>
@@ -780,253 +909,61 @@
         <w:rPr>
           <w:rStyle w:val="FunctionTok"/>
         </w:rPr>
-        <w:t xml:space="preserve">factor</w:t>
-      </w:r>
-      <w:r>
-        <w:rPr>
-          <w:rStyle w:val="NormalTok"/>
-        </w:rPr>
-        <w:t xml:space="preserve">(</w:t>
+        <w:t xml:space="preserve">fit</w:t>
+      </w:r>
+      <w:r>
+        <w:rPr>
+          <w:rStyle w:val="NormalTok"/>
+        </w:rPr>
+        <w:t xml:space="preserve">(out, iris)</w:t>
+      </w:r>
+      <w:r>
+        <w:br/>
+      </w:r>
+      <w:r>
+        <w:rPr>
+          <w:rStyle w:val="NormalTok"/>
+        </w:rPr>
+        <w:t xml:space="preserve">outliers_found </w:t>
+      </w:r>
+      <w:r>
+        <w:rPr>
+          <w:rStyle w:val="OtherTok"/>
+        </w:rPr>
+        <w:t xml:space="preserve">&lt;-</w:t>
+      </w:r>
+      <w:r>
+        <w:rPr>
+          <w:rStyle w:val="NormalTok"/>
+        </w:rPr>
+        <w:t xml:space="preserve"> </w:t>
       </w:r>
       <w:r>
         <w:rPr>
           <w:rStyle w:val="FunctionTok"/>
         </w:rPr>
-        <w:t xml:space="preserve">c</w:t>
-      </w:r>
-      <w:r>
-        <w:rPr>
-          <w:rStyle w:val="NormalTok"/>
-        </w:rPr>
-        <w:t xml:space="preserve">(</w:t>
-      </w:r>
-      <w:r>
-        <w:rPr>
-          <w:rStyle w:val="StringTok"/>
-        </w:rPr>
-        <w:t xml:space="preserve">"red"</w:t>
-      </w:r>
-      <w:r>
-        <w:rPr>
-          <w:rStyle w:val="NormalTok"/>
-        </w:rPr>
-        <w:t xml:space="preserve">, </w:t>
-      </w:r>
-      <w:r>
-        <w:rPr>
-          <w:rStyle w:val="StringTok"/>
-        </w:rPr>
-        <w:t xml:space="preserve">"blue"</w:t>
-      </w:r>
-      <w:r>
-        <w:rPr>
-          <w:rStyle w:val="NormalTok"/>
-        </w:rPr>
-        <w:t xml:space="preserve">, </w:t>
-      </w:r>
-      <w:r>
-        <w:rPr>
-          <w:rStyle w:val="StringTok"/>
-        </w:rPr>
-        <w:t xml:space="preserve">"green"</w:t>
-      </w:r>
-      <w:r>
-        <w:rPr>
-          <w:rStyle w:val="NormalTok"/>
-        </w:rPr>
-        <w:t xml:space="preserve">, </w:t>
-      </w:r>
-      <w:r>
-        <w:rPr>
-          <w:rStyle w:val="StringTok"/>
-        </w:rPr>
-        <w:t xml:space="preserve">"red"</w:t>
-      </w:r>
-      <w:r>
-        <w:rPr>
-          <w:rStyle w:val="NormalTok"/>
-        </w:rPr>
-        <w:t xml:space="preserve">)),</w:t>
-      </w:r>
-      <w:r>
-        <w:br/>
-      </w:r>
-      <w:r>
-        <w:rPr>
-          <w:rStyle w:val="NormalTok"/>
-        </w:rPr>
-        <w:t xml:space="preserve">  </w:t>
-      </w:r>
-      <w:r>
-        <w:rPr>
-          <w:rStyle w:val="AttributeTok"/>
-        </w:rPr>
-        <w:t xml:space="preserve">value =</w:t>
-      </w:r>
-      <w:r>
-        <w:rPr>
-          <w:rStyle w:val="NormalTok"/>
-        </w:rPr>
-        <w:t xml:space="preserve"> </w:t>
+        <w:t xml:space="preserve">transform</w:t>
+      </w:r>
+      <w:r>
+        <w:rPr>
+          <w:rStyle w:val="NormalTok"/>
+        </w:rPr>
+        <w:t xml:space="preserve">(out, iris)</w:t>
+      </w:r>
+      <w:r>
+        <w:br/>
       </w:r>
       <w:r>
         <w:rPr>
           <w:rStyle w:val="FunctionTok"/>
         </w:rPr>
-        <w:t xml:space="preserve">c</w:t>
-      </w:r>
-      <w:r>
-        <w:rPr>
-          <w:rStyle w:val="NormalTok"/>
-        </w:rPr>
-        <w:t xml:space="preserve">(</w:t>
-      </w:r>
-      <w:r>
-        <w:rPr>
-          <w:rStyle w:val="DecValTok"/>
-        </w:rPr>
-        <w:t xml:space="preserve">10</w:t>
-      </w:r>
-      <w:r>
-        <w:rPr>
-          <w:rStyle w:val="NormalTok"/>
-        </w:rPr>
-        <w:t xml:space="preserve">, </w:t>
-      </w:r>
-      <w:r>
-        <w:rPr>
-          <w:rStyle w:val="DecValTok"/>
-        </w:rPr>
-        <w:t xml:space="preserve">20</w:t>
-      </w:r>
-      <w:r>
-        <w:rPr>
-          <w:rStyle w:val="NormalTok"/>
-        </w:rPr>
-        <w:t xml:space="preserve">, </w:t>
-      </w:r>
-      <w:r>
-        <w:rPr>
-          <w:rStyle w:val="DecValTok"/>
-        </w:rPr>
-        <w:t xml:space="preserve">15</w:t>
-      </w:r>
-      <w:r>
-        <w:rPr>
-          <w:rStyle w:val="NormalTok"/>
-        </w:rPr>
-        <w:t xml:space="preserve">, </w:t>
-      </w:r>
-      <w:r>
-        <w:rPr>
-          <w:rStyle w:val="DecValTok"/>
-        </w:rPr>
-        <w:t xml:space="preserve">12</w:t>
-      </w:r>
-      <w:r>
-        <w:rPr>
-          <w:rStyle w:val="NormalTok"/>
-        </w:rPr>
-        <w:t xml:space="preserve">)</w:t>
-      </w:r>
-      <w:r>
-        <w:br/>
-      </w:r>
-      <w:r>
-        <w:rPr>
-          <w:rStyle w:val="NormalTok"/>
-        </w:rPr>
-        <w:t xml:space="preserve">)</w:t>
-      </w:r>
-      <w:r>
-        <w:br/>
-      </w:r>
-      <w:r>
-        <w:br/>
-      </w:r>
-      <w:r>
-        <w:rPr>
-          <w:rStyle w:val="NormalTok"/>
-        </w:rPr>
-        <w:t xml:space="preserve">mapper </w:t>
-      </w:r>
-      <w:r>
-        <w:rPr>
-          <w:rStyle w:val="OtherTok"/>
-        </w:rPr>
-        <w:t xml:space="preserve">&lt;-</w:t>
-      </w:r>
-      <w:r>
-        <w:rPr>
-          <w:rStyle w:val="NormalTok"/>
-        </w:rPr>
-        <w:t xml:space="preserve"> </w:t>
-      </w:r>
-      <w:r>
-        <w:rPr>
-          <w:rStyle w:val="FunctionTok"/>
-        </w:rPr>
-        <w:t xml:space="preserve">categ_mapping</w:t>
-      </w:r>
-      <w:r>
-        <w:rPr>
-          <w:rStyle w:val="NormalTok"/>
-        </w:rPr>
-        <w:t xml:space="preserve">(</w:t>
-      </w:r>
-      <w:r>
-        <w:rPr>
-          <w:rStyle w:val="StringTok"/>
-        </w:rPr>
-        <w:t xml:space="preserve">"color"</w:t>
-      </w:r>
-      <w:r>
-        <w:rPr>
-          <w:rStyle w:val="NormalTok"/>
-        </w:rPr>
-        <w:t xml:space="preserve">)</w:t>
-      </w:r>
-      <w:r>
-        <w:br/>
-      </w:r>
-      <w:r>
-        <w:rPr>
-          <w:rStyle w:val="NormalTok"/>
-        </w:rPr>
-        <w:t xml:space="preserve">cat_encoded </w:t>
-      </w:r>
-      <w:r>
-        <w:rPr>
-          <w:rStyle w:val="OtherTok"/>
-        </w:rPr>
-        <w:t xml:space="preserve">&lt;-</w:t>
-      </w:r>
-      <w:r>
-        <w:rPr>
-          <w:rStyle w:val="NormalTok"/>
-        </w:rPr>
-        <w:t xml:space="preserve"> </w:t>
-      </w:r>
-      <w:r>
-        <w:rPr>
-          <w:rStyle w:val="FunctionTok"/>
-        </w:rPr>
-        <w:t xml:space="preserve">transform</w:t>
-      </w:r>
-      <w:r>
-        <w:rPr>
-          <w:rStyle w:val="NormalTok"/>
-        </w:rPr>
-        <w:t xml:space="preserve">(mapper, cat_data)</w:t>
-      </w:r>
-      <w:r>
-        <w:br/>
-      </w:r>
-      <w:r>
-        <w:rPr>
-          <w:rStyle w:val="NormalTok"/>
-        </w:rPr>
-        <w:t xml:space="preserve">cat_encoded</w:t>
+        <w:t xml:space="preserve">head</w:t>
+      </w:r>
+      <w:r>
+        <w:rPr>
+          <w:rStyle w:val="NormalTok"/>
+        </w:rPr>
+        <w:t xml:space="preserve">(outliers_found)</w:t>
       </w:r>
     </w:p>
     <w:p>
@@ -1037,43 +974,61 @@
         <w:rPr>
           <w:rStyle w:val="VerbatimChar"/>
         </w:rPr>
-        <w:t xml:space="preserve">##   colorblue colorgreen colorred</w:t>
-      </w:r>
-      <w:r>
-        <w:br/>
-      </w:r>
-      <w:r>
-        <w:rPr>
-          <w:rStyle w:val="VerbatimChar"/>
-        </w:rPr>
-        <w:t xml:space="preserve">## 1         0          0        1</w:t>
-      </w:r>
-      <w:r>
-        <w:br/>
-      </w:r>
-      <w:r>
-        <w:rPr>
-          <w:rStyle w:val="VerbatimChar"/>
-        </w:rPr>
-        <w:t xml:space="preserve">## 2         1          0        0</w:t>
-      </w:r>
-      <w:r>
-        <w:br/>
-      </w:r>
-      <w:r>
-        <w:rPr>
-          <w:rStyle w:val="VerbatimChar"/>
-        </w:rPr>
-        <w:t xml:space="preserve">## 3         0          1        0</w:t>
-      </w:r>
-      <w:r>
-        <w:br/>
-      </w:r>
-      <w:r>
-        <w:rPr>
-          <w:rStyle w:val="VerbatimChar"/>
-        </w:rPr>
-        <w:t xml:space="preserve">## 4         0          0        1</w:t>
+        <w:t xml:space="preserve">##   Sepal.Length Sepal.Width Petal.Length Petal.Width Species</w:t>
+      </w:r>
+      <w:r>
+        <w:br/>
+      </w:r>
+      <w:r>
+        <w:rPr>
+          <w:rStyle w:val="VerbatimChar"/>
+        </w:rPr>
+        <w:t xml:space="preserve">## 1          5.1         3.5          1.4         0.2  setosa</w:t>
+      </w:r>
+      <w:r>
+        <w:br/>
+      </w:r>
+      <w:r>
+        <w:rPr>
+          <w:rStyle w:val="VerbatimChar"/>
+        </w:rPr>
+        <w:t xml:space="preserve">## 2          4.9         3.0          1.4         0.2  setosa</w:t>
+      </w:r>
+      <w:r>
+        <w:br/>
+      </w:r>
+      <w:r>
+        <w:rPr>
+          <w:rStyle w:val="VerbatimChar"/>
+        </w:rPr>
+        <w:t xml:space="preserve">## 3          4.7         3.2          1.3         0.2  setosa</w:t>
+      </w:r>
+      <w:r>
+        <w:br/>
+      </w:r>
+      <w:r>
+        <w:rPr>
+          <w:rStyle w:val="VerbatimChar"/>
+        </w:rPr>
+        <w:t xml:space="preserve">## 4          4.6         3.1          1.5         0.2  setosa</w:t>
+      </w:r>
+      <w:r>
+        <w:br/>
+      </w:r>
+      <w:r>
+        <w:rPr>
+          <w:rStyle w:val="VerbatimChar"/>
+        </w:rPr>
+        <w:t xml:space="preserve">## 5          5.0         3.6          1.4         0.2  setosa</w:t>
+      </w:r>
+      <w:r>
+        <w:br/>
+      </w:r>
+      <w:r>
+        <w:rPr>
+          <w:rStyle w:val="VerbatimChar"/>
+        </w:rPr>
+        <w:t xml:space="preserve">## 6          5.4         3.9          1.7         0.4  setosa</w:t>
       </w:r>
     </w:p>
     <w:p>
@@ -1081,10 +1036,373 @@
         <w:pStyle w:val="FirstParagraph"/>
       </w:pPr>
       <w:r>
+        <w:t xml:space="preserve">Categorical attributes may also need transformation before some learners can use them effectively. The next block shows one-hot style mapping on a toy categorical column.</w:t>
+      </w:r>
+    </w:p>
+    <w:p>
+      <w:pPr>
+        <w:pStyle w:val="SourceCode"/>
+      </w:pPr>
+      <w:r>
+        <w:rPr>
+          <w:rStyle w:val="NormalTok"/>
+        </w:rPr>
+        <w:t xml:space="preserve">cat_data </w:t>
+      </w:r>
+      <w:r>
+        <w:rPr>
+          <w:rStyle w:val="OtherTok"/>
+        </w:rPr>
+        <w:t xml:space="preserve">&lt;-</w:t>
+      </w:r>
+      <w:r>
+        <w:rPr>
+          <w:rStyle w:val="NormalTok"/>
+        </w:rPr>
+        <w:t xml:space="preserve"> </w:t>
+      </w:r>
+      <w:r>
+        <w:rPr>
+          <w:rStyle w:val="FunctionTok"/>
+        </w:rPr>
+        <w:t xml:space="preserve">data.frame</w:t>
+      </w:r>
+      <w:r>
+        <w:rPr>
+          <w:rStyle w:val="NormalTok"/>
+        </w:rPr>
+        <w:t xml:space="preserve">(</w:t>
+      </w:r>
+      <w:r>
+        <w:br/>
+      </w:r>
+      <w:r>
+        <w:rPr>
+          <w:rStyle w:val="NormalTok"/>
+        </w:rPr>
+        <w:t xml:space="preserve">  </w:t>
+      </w:r>
+      <w:r>
+        <w:rPr>
+          <w:rStyle w:val="AttributeTok"/>
+        </w:rPr>
+        <w:t xml:space="preserve">color =</w:t>
+      </w:r>
+      <w:r>
+        <w:rPr>
+          <w:rStyle w:val="NormalTok"/>
+        </w:rPr>
+        <w:t xml:space="preserve"> </w:t>
+      </w:r>
+      <w:r>
+        <w:rPr>
+          <w:rStyle w:val="FunctionTok"/>
+        </w:rPr>
+        <w:t xml:space="preserve">factor</w:t>
+      </w:r>
+      <w:r>
+        <w:rPr>
+          <w:rStyle w:val="NormalTok"/>
+        </w:rPr>
+        <w:t xml:space="preserve">(</w:t>
+      </w:r>
+      <w:r>
+        <w:rPr>
+          <w:rStyle w:val="FunctionTok"/>
+        </w:rPr>
+        <w:t xml:space="preserve">c</w:t>
+      </w:r>
+      <w:r>
+        <w:rPr>
+          <w:rStyle w:val="NormalTok"/>
+        </w:rPr>
+        <w:t xml:space="preserve">(</w:t>
+      </w:r>
+      <w:r>
+        <w:rPr>
+          <w:rStyle w:val="StringTok"/>
+        </w:rPr>
+        <w:t xml:space="preserve">"red"</w:t>
+      </w:r>
+      <w:r>
+        <w:rPr>
+          <w:rStyle w:val="NormalTok"/>
+        </w:rPr>
+        <w:t xml:space="preserve">, </w:t>
+      </w:r>
+      <w:r>
+        <w:rPr>
+          <w:rStyle w:val="StringTok"/>
+        </w:rPr>
+        <w:t xml:space="preserve">"blue"</w:t>
+      </w:r>
+      <w:r>
+        <w:rPr>
+          <w:rStyle w:val="NormalTok"/>
+        </w:rPr>
+        <w:t xml:space="preserve">, </w:t>
+      </w:r>
+      <w:r>
+        <w:rPr>
+          <w:rStyle w:val="StringTok"/>
+        </w:rPr>
+        <w:t xml:space="preserve">"green"</w:t>
+      </w:r>
+      <w:r>
+        <w:rPr>
+          <w:rStyle w:val="NormalTok"/>
+        </w:rPr>
+        <w:t xml:space="preserve">, </w:t>
+      </w:r>
+      <w:r>
+        <w:rPr>
+          <w:rStyle w:val="StringTok"/>
+        </w:rPr>
+        <w:t xml:space="preserve">"red"</w:t>
+      </w:r>
+      <w:r>
+        <w:rPr>
+          <w:rStyle w:val="NormalTok"/>
+        </w:rPr>
+        <w:t xml:space="preserve">)),</w:t>
+      </w:r>
+      <w:r>
+        <w:br/>
+      </w:r>
+      <w:r>
+        <w:rPr>
+          <w:rStyle w:val="NormalTok"/>
+        </w:rPr>
+        <w:t xml:space="preserve">  </w:t>
+      </w:r>
+      <w:r>
+        <w:rPr>
+          <w:rStyle w:val="AttributeTok"/>
+        </w:rPr>
+        <w:t xml:space="preserve">value =</w:t>
+      </w:r>
+      <w:r>
+        <w:rPr>
+          <w:rStyle w:val="NormalTok"/>
+        </w:rPr>
+        <w:t xml:space="preserve"> </w:t>
+      </w:r>
+      <w:r>
+        <w:rPr>
+          <w:rStyle w:val="FunctionTok"/>
+        </w:rPr>
+        <w:t xml:space="preserve">c</w:t>
+      </w:r>
+      <w:r>
+        <w:rPr>
+          <w:rStyle w:val="NormalTok"/>
+        </w:rPr>
+        <w:t xml:space="preserve">(</w:t>
+      </w:r>
+      <w:r>
+        <w:rPr>
+          <w:rStyle w:val="DecValTok"/>
+        </w:rPr>
+        <w:t xml:space="preserve">10</w:t>
+      </w:r>
+      <w:r>
+        <w:rPr>
+          <w:rStyle w:val="NormalTok"/>
+        </w:rPr>
+        <w:t xml:space="preserve">, </w:t>
+      </w:r>
+      <w:r>
+        <w:rPr>
+          <w:rStyle w:val="DecValTok"/>
+        </w:rPr>
+        <w:t xml:space="preserve">20</w:t>
+      </w:r>
+      <w:r>
+        <w:rPr>
+          <w:rStyle w:val="NormalTok"/>
+        </w:rPr>
+        <w:t xml:space="preserve">, </w:t>
+      </w:r>
+      <w:r>
+        <w:rPr>
+          <w:rStyle w:val="DecValTok"/>
+        </w:rPr>
+        <w:t xml:space="preserve">15</w:t>
+      </w:r>
+      <w:r>
+        <w:rPr>
+          <w:rStyle w:val="NormalTok"/>
+        </w:rPr>
+        <w:t xml:space="preserve">, </w:t>
+      </w:r>
+      <w:r>
+        <w:rPr>
+          <w:rStyle w:val="DecValTok"/>
+        </w:rPr>
+        <w:t xml:space="preserve">12</w:t>
+      </w:r>
+      <w:r>
+        <w:rPr>
+          <w:rStyle w:val="NormalTok"/>
+        </w:rPr>
+        <w:t xml:space="preserve">)</w:t>
+      </w:r>
+      <w:r>
+        <w:br/>
+      </w:r>
+      <w:r>
+        <w:rPr>
+          <w:rStyle w:val="NormalTok"/>
+        </w:rPr>
+        <w:t xml:space="preserve">)</w:t>
+      </w:r>
+      <w:r>
+        <w:br/>
+      </w:r>
+      <w:r>
+        <w:br/>
+      </w:r>
+      <w:r>
+        <w:rPr>
+          <w:rStyle w:val="NormalTok"/>
+        </w:rPr>
+        <w:t xml:space="preserve">mapper </w:t>
+      </w:r>
+      <w:r>
+        <w:rPr>
+          <w:rStyle w:val="OtherTok"/>
+        </w:rPr>
+        <w:t xml:space="preserve">&lt;-</w:t>
+      </w:r>
+      <w:r>
+        <w:rPr>
+          <w:rStyle w:val="NormalTok"/>
+        </w:rPr>
+        <w:t xml:space="preserve"> </w:t>
+      </w:r>
+      <w:r>
+        <w:rPr>
+          <w:rStyle w:val="FunctionTok"/>
+        </w:rPr>
+        <w:t xml:space="preserve">categ_mapping</w:t>
+      </w:r>
+      <w:r>
+        <w:rPr>
+          <w:rStyle w:val="NormalTok"/>
+        </w:rPr>
+        <w:t xml:space="preserve">(</w:t>
+      </w:r>
+      <w:r>
+        <w:rPr>
+          <w:rStyle w:val="StringTok"/>
+        </w:rPr>
+        <w:t xml:space="preserve">"color"</w:t>
+      </w:r>
+      <w:r>
+        <w:rPr>
+          <w:rStyle w:val="NormalTok"/>
+        </w:rPr>
+        <w:t xml:space="preserve">)</w:t>
+      </w:r>
+      <w:r>
+        <w:br/>
+      </w:r>
+      <w:r>
+        <w:rPr>
+          <w:rStyle w:val="NormalTok"/>
+        </w:rPr>
+        <w:t xml:space="preserve">cat_encoded </w:t>
+      </w:r>
+      <w:r>
+        <w:rPr>
+          <w:rStyle w:val="OtherTok"/>
+        </w:rPr>
+        <w:t xml:space="preserve">&lt;-</w:t>
+      </w:r>
+      <w:r>
+        <w:rPr>
+          <w:rStyle w:val="NormalTok"/>
+        </w:rPr>
+        <w:t xml:space="preserve"> </w:t>
+      </w:r>
+      <w:r>
+        <w:rPr>
+          <w:rStyle w:val="FunctionTok"/>
+        </w:rPr>
+        <w:t xml:space="preserve">transform</w:t>
+      </w:r>
+      <w:r>
+        <w:rPr>
+          <w:rStyle w:val="NormalTok"/>
+        </w:rPr>
+        <w:t xml:space="preserve">(mapper, cat_data)</w:t>
+      </w:r>
+      <w:r>
+        <w:br/>
+      </w:r>
+      <w:r>
+        <w:rPr>
+          <w:rStyle w:val="NormalTok"/>
+        </w:rPr>
+        <w:t xml:space="preserve">cat_encoded</w:t>
+      </w:r>
+    </w:p>
+    <w:p>
+      <w:pPr>
+        <w:pStyle w:val="SourceCode"/>
+      </w:pPr>
+      <w:r>
+        <w:rPr>
+          <w:rStyle w:val="VerbatimChar"/>
+        </w:rPr>
+        <w:t xml:space="preserve">##   colorblue colorgreen colorred</w:t>
+      </w:r>
+      <w:r>
+        <w:br/>
+      </w:r>
+      <w:r>
+        <w:rPr>
+          <w:rStyle w:val="VerbatimChar"/>
+        </w:rPr>
+        <w:t xml:space="preserve">## 1         0          0        1</w:t>
+      </w:r>
+      <w:r>
+        <w:br/>
+      </w:r>
+      <w:r>
+        <w:rPr>
+          <w:rStyle w:val="VerbatimChar"/>
+        </w:rPr>
+        <w:t xml:space="preserve">## 2         1          0        0</w:t>
+      </w:r>
+      <w:r>
+        <w:br/>
+      </w:r>
+      <w:r>
+        <w:rPr>
+          <w:rStyle w:val="VerbatimChar"/>
+        </w:rPr>
+        <w:t xml:space="preserve">## 3         0          1        0</w:t>
+      </w:r>
+      <w:r>
+        <w:br/>
+      </w:r>
+      <w:r>
+        <w:rPr>
+          <w:rStyle w:val="VerbatimChar"/>
+        </w:rPr>
+        <w:t xml:space="preserve">## 4         0          0        1</w:t>
+      </w:r>
+    </w:p>
+    <w:p>
+      <w:pPr>
+        <w:pStyle w:val="FirstParagraph"/>
+      </w:pPr>
+      <w:r>
         <w:t xml:space="preserve">From a teaching perspective, this tutorial matters because many beginners jump directly to modeling. In practice, data quality decisions often shape the experiment before the learner ever sees the data.</w:t>
       </w:r>
     </w:p>
-    <w:bookmarkEnd w:id="20"/>
+    <w:bookmarkEnd w:id="9"/>
     <w:sectPr>
       <w:footnotePr>
         <w:numRestart w:val="eachSect"/>
@@ -1206,10 +1524,10 @@
   <w:docDefaults>
     <w:rPrDefault>
       <w:rPr>
-        <w:rFonts w:asciiTheme="minorHAnsi" w:cstheme="minorBidi" w:eastAsiaTheme="minorHAnsi" w:hAnsiTheme="minorHAnsi"/>
+        <w:rFonts w:asciiTheme="minorHAnsi" w:cstheme="minorBidi" w:eastAsiaTheme="minorEastAsia" w:hAnsiTheme="minorHAnsi"/>
         <w:sz w:val="24"/>
         <w:szCs w:val="24"/>
-        <w:lang w:bidi="ar-SA" w:eastAsia="en-US" w:val="en-US"/>
+        <w:lang w:bidi="ar-SA" w:eastAsia="zh-CN" w:val="en-US"/>
       </w:rPr>
     </w:rPrDefault>
     <w:pPrDefault>
@@ -1750,13 +2068,6 @@
       </w:tblCellMar>
     </w:tblPr>
     <w:tblStylePr w:type="firstRow">
-      <w:tblPr>
-        <w:jc w:val="left"/>
-        <w:tblInd w:type="dxa" w:w="0"/>
-      </w:tblPr>
-      <w:trPr>
-        <w:jc w:val="left"/>
-      </w:trPr>
       <w:tcPr>
         <w:tcBorders>
           <w:bottom w:val="single"/>
